--- a/docs/ENTREGA_TOOL_CALLING_UNA_PAGINA.docx
+++ b/docs/ENTREGA_TOOL_CALLING_UNA_PAGINA.docx
@@ -580,6 +580,284 @@
         <w:rPr>
           <w:b/>
         </w:rPr>
+        <w:t>El modelo elegía una herramienta en 4 de cada 6 preguntas fuera de alcance.</w:t>
+      </w:r>
+    </w:p>
+    <w:p>
+      <w:r>
+        <w:t>Es el fallo más grave que apareció, y los cuatro escenarios no lo detectaban: la</w:t>
+      </w:r>
+    </w:p>
+    <w:p>
+      <w:r>
+        <w:t>pregunta del escenario 3 resultó ser una de las dos que sí acertaba. Se encontró</w:t>
+      </w:r>
+    </w:p>
+    <w:p>
+      <w:r>
+        <w:t>midiendo con un banco de 30 preguntas etiquetadas (</w:t>
+      </w:r>
+      <w:r>
+        <w:rPr>
+          <w:rFonts w:ascii="Consolas" w:hAnsi="Consolas"/>
+          <w:sz w:val="19"/>
+        </w:rPr>
+        <w:t>manage.py eval_enrutado</w:t>
+      </w:r>
+      <w:r>
+        <w:t>),</w:t>
+      </w:r>
+    </w:p>
+    <w:p>
+      <w:r>
+        <w:t>no ejecutando la demo.</w:t>
+      </w:r>
+    </w:p>
+    <w:tbl>
+      <w:tblPr>
+        <w:tblStyle w:val="LightGrid-Accent1"/>
+        <w:tblW w:type="auto" w:w="0"/>
+        <w:tblLook w:firstColumn="1" w:firstRow="1" w:lastColumn="0" w:lastRow="0" w:noHBand="0" w:noVBand="1" w:val="04A0"/>
+      </w:tblPr>
+      <w:tblGrid>
+        <w:gridCol w:w="2880"/>
+        <w:gridCol w:w="2880"/>
+        <w:gridCol w:w="2880"/>
+      </w:tblGrid>
+      <w:tr>
+        <w:tc>
+          <w:tcPr>
+            <w:tcW w:type="dxa" w:w="2880"/>
+          </w:tcPr>
+          <w:p>
+            <w:r>
+              <w:rPr>
+                <w:b/>
+              </w:rPr>
+            </w:r>
+          </w:p>
+        </w:tc>
+        <w:tc>
+          <w:tcPr>
+            <w:tcW w:type="dxa" w:w="2880"/>
+          </w:tcPr>
+          <w:p>
+            <w:r>
+              <w:rPr>
+                <w:b/>
+              </w:rPr>
+            </w:r>
+            <w:r>
+              <w:rPr>
+                <w:b/>
+              </w:rPr>
+              <w:t>Antes</w:t>
+            </w:r>
+          </w:p>
+        </w:tc>
+        <w:tc>
+          <w:tcPr>
+            <w:tcW w:type="dxa" w:w="2880"/>
+          </w:tcPr>
+          <w:p>
+            <w:r>
+              <w:rPr>
+                <w:b/>
+              </w:rPr>
+            </w:r>
+            <w:r>
+              <w:rPr>
+                <w:b/>
+              </w:rPr>
+              <w:t>Después</w:t>
+            </w:r>
+          </w:p>
+        </w:tc>
+      </w:tr>
+      <w:tr>
+        <w:tc>
+          <w:tcPr>
+            <w:tcW w:type="dxa" w:w="2880"/>
+          </w:tcPr>
+          <w:p>
+            <w:r/>
+            <w:r>
+              <w:t>Fuera de alcance</w:t>
+            </w:r>
+          </w:p>
+        </w:tc>
+        <w:tc>
+          <w:tcPr>
+            <w:tcW w:type="dxa" w:w="2880"/>
+          </w:tcPr>
+          <w:p>
+            <w:r/>
+            <w:r>
+              <w:t xml:space="preserve">2/6 — </w:t>
+            </w:r>
+            <w:r>
+              <w:rPr>
+                <w:b/>
+              </w:rPr>
+              <w:t>33%</w:t>
+            </w:r>
+          </w:p>
+        </w:tc>
+        <w:tc>
+          <w:tcPr>
+            <w:tcW w:type="dxa" w:w="2880"/>
+          </w:tcPr>
+          <w:p>
+            <w:r/>
+            <w:r>
+              <w:t xml:space="preserve">6/6 — </w:t>
+            </w:r>
+            <w:r>
+              <w:rPr>
+                <w:b/>
+              </w:rPr>
+              <w:t>100%</w:t>
+            </w:r>
+          </w:p>
+        </w:tc>
+      </w:tr>
+      <w:tr>
+        <w:tc>
+          <w:tcPr>
+            <w:tcW w:type="dxa" w:w="2880"/>
+          </w:tcPr>
+          <w:p>
+            <w:r/>
+            <w:r>
+              <w:t>Dentro de alcance</w:t>
+            </w:r>
+          </w:p>
+        </w:tc>
+        <w:tc>
+          <w:tcPr>
+            <w:tcW w:type="dxa" w:w="2880"/>
+          </w:tcPr>
+          <w:p>
+            <w:r/>
+            <w:r>
+              <w:t>22/24 — 92%</w:t>
+            </w:r>
+          </w:p>
+        </w:tc>
+        <w:tc>
+          <w:tcPr>
+            <w:tcW w:type="dxa" w:w="2880"/>
+          </w:tcPr>
+          <w:p>
+            <w:r/>
+            <w:r>
+              <w:t>21/24 — 88%</w:t>
+            </w:r>
+          </w:p>
+        </w:tc>
+      </w:tr>
+      <w:tr>
+        <w:tc>
+          <w:tcPr>
+            <w:tcW w:type="dxa" w:w="2880"/>
+          </w:tcPr>
+          <w:p>
+            <w:r/>
+            <w:r>
+              <w:t>Global</w:t>
+            </w:r>
+          </w:p>
+        </w:tc>
+        <w:tc>
+          <w:tcPr>
+            <w:tcW w:type="dxa" w:w="2880"/>
+          </w:tcPr>
+          <w:p>
+            <w:r/>
+            <w:r>
+              <w:t>24/30 — 80%</w:t>
+            </w:r>
+          </w:p>
+        </w:tc>
+        <w:tc>
+          <w:tcPr>
+            <w:tcW w:type="dxa" w:w="2880"/>
+          </w:tcPr>
+          <w:p>
+            <w:r/>
+            <w:r>
+              <w:t xml:space="preserve">27/30 — </w:t>
+            </w:r>
+            <w:r>
+              <w:rPr>
+                <w:b/>
+              </w:rPr>
+              <w:t>90%</w:t>
+            </w:r>
+          </w:p>
+        </w:tc>
+      </w:tr>
+    </w:tbl>
+    <w:p/>
+    <w:p>
+      <w:r>
+        <w:t>La causa: la regla de abstención era una línea suelta, sin ejemplos, y las</w:t>
+      </w:r>
+    </w:p>
+    <w:p>
+      <w:r>
+        <w:t xml:space="preserve">descripciones solo decían para qué sirve cada herramienta, nunca para qué </w:t>
+      </w:r>
+      <w:r>
+        <w:rPr>
+          <w:b/>
+        </w:rPr>
+        <w:t>no</w:t>
+      </w:r>
+      <w:r>
+        <w:t>.</w:t>
+      </w:r>
+    </w:p>
+    <w:p>
+      <w:r>
+        <w:t>El modelo enrutaba por parecido temático — «¿quién es el jefe del servicio?» iba</w:t>
+      </w:r>
+    </w:p>
+    <w:p>
+      <w:r>
+        <w:t xml:space="preserve">a </w:t>
+      </w:r>
+      <w:r>
+        <w:rPr>
+          <w:rFonts w:ascii="Consolas" w:hAnsi="Consolas"/>
+          <w:sz w:val="19"/>
+        </w:rPr>
+        <w:t>CASOS_PENDIENTES_FIRMA</w:t>
+      </w:r>
+      <w:r>
+        <w:t>. Se corrigió enumerando lo que ninguna herramienta</w:t>
+      </w:r>
+    </w:p>
+    <w:p>
+      <w:r>
+        <w:t>cubre e invirtiendo la prioridad: elegir mal es peor que abstenerse. **El peaje</w:t>
+      </w:r>
+    </w:p>
+    <w:p>
+      <w:r>
+        <w:t>costó una pregunta válida** (92% → 88%): el intercambio compensa porque los dos</w:t>
+      </w:r>
+    </w:p>
+    <w:p>
+      <w:r>
+        <w:t>errores no cuestan lo mismo, pero es real y no se esconde.</w:t>
+      </w:r>
+    </w:p>
+    <w:p>
+      <w:r>
+        <w:rPr>
+          <w:b/>
+        </w:rPr>
         <w:t>La latencia del camino LLM es inaceptable para uso interactivo: ~94 segundos</w:t>
       </w:r>
       <w:r>

--- a/docs/ENTREGA_TOOL_CALLING_UNA_PAGINA.docx
+++ b/docs/ENTREGA_TOOL_CALLING_UNA_PAGINA.docx
@@ -620,14 +620,15 @@
         <w:tblLook w:firstColumn="1" w:firstRow="1" w:lastColumn="0" w:lastRow="0" w:noHBand="0" w:noVBand="1" w:val="04A0"/>
       </w:tblPr>
       <w:tblGrid>
-        <w:gridCol w:w="2880"/>
-        <w:gridCol w:w="2880"/>
-        <w:gridCol w:w="2880"/>
+        <w:gridCol w:w="2160"/>
+        <w:gridCol w:w="2160"/>
+        <w:gridCol w:w="2160"/>
+        <w:gridCol w:w="2160"/>
       </w:tblGrid>
       <w:tr>
         <w:tc>
           <w:tcPr>
-            <w:tcW w:type="dxa" w:w="2880"/>
+            <w:tcW w:type="dxa" w:w="2160"/>
           </w:tcPr>
           <w:p>
             <w:r>
@@ -639,7 +640,7 @@
         </w:tc>
         <w:tc>
           <w:tcPr>
-            <w:tcW w:type="dxa" w:w="2880"/>
+            <w:tcW w:type="dxa" w:w="2160"/>
           </w:tcPr>
           <w:p>
             <w:r>
@@ -651,13 +652,13 @@
               <w:rPr>
                 <w:b/>
               </w:rPr>
-              <w:t>Antes</w:t>
+              <w:t>Inicial</w:t>
             </w:r>
           </w:p>
         </w:tc>
         <w:tc>
           <w:tcPr>
-            <w:tcW w:type="dxa" w:w="2880"/>
+            <w:tcW w:type="dxa" w:w="2160"/>
           </w:tcPr>
           <w:p>
             <w:r>
@@ -669,7 +670,25 @@
               <w:rPr>
                 <w:b/>
               </w:rPr>
-              <w:t>Después</w:t>
+              <w:t>Prompt endurecido</w:t>
+            </w:r>
+          </w:p>
+        </w:tc>
+        <w:tc>
+          <w:tcPr>
+            <w:tcW w:type="dxa" w:w="2160"/>
+          </w:tcPr>
+          <w:p>
+            <w:r>
+              <w:rPr>
+                <w:b/>
+              </w:rPr>
+            </w:r>
+            <w:r>
+              <w:rPr>
+                <w:b/>
+              </w:rPr>
+              <w:t>Descripciones equilibradas</w:t>
             </w:r>
           </w:p>
         </w:tc>
@@ -677,7 +696,7 @@
       <w:tr>
         <w:tc>
           <w:tcPr>
-            <w:tcW w:type="dxa" w:w="2880"/>
+            <w:tcW w:type="dxa" w:w="2160"/>
           </w:tcPr>
           <w:p>
             <w:r/>
@@ -688,7 +707,7 @@
         </w:tc>
         <w:tc>
           <w:tcPr>
-            <w:tcW w:type="dxa" w:w="2880"/>
+            <w:tcW w:type="dxa" w:w="2160"/>
           </w:tcPr>
           <w:p>
             <w:r/>
@@ -705,7 +724,18 @@
         </w:tc>
         <w:tc>
           <w:tcPr>
-            <w:tcW w:type="dxa" w:w="2880"/>
+            <w:tcW w:type="dxa" w:w="2160"/>
+          </w:tcPr>
+          <w:p>
+            <w:r/>
+            <w:r>
+              <w:t>6/6 — 100%</w:t>
+            </w:r>
+          </w:p>
+        </w:tc>
+        <w:tc>
+          <w:tcPr>
+            <w:tcW w:type="dxa" w:w="2160"/>
           </w:tcPr>
           <w:p>
             <w:r/>
@@ -724,7 +754,7 @@
       <w:tr>
         <w:tc>
           <w:tcPr>
-            <w:tcW w:type="dxa" w:w="2880"/>
+            <w:tcW w:type="dxa" w:w="2160"/>
           </w:tcPr>
           <w:p>
             <w:r/>
@@ -735,7 +765,7 @@
         </w:tc>
         <w:tc>
           <w:tcPr>
-            <w:tcW w:type="dxa" w:w="2880"/>
+            <w:tcW w:type="dxa" w:w="2160"/>
           </w:tcPr>
           <w:p>
             <w:r/>
@@ -746,7 +776,7 @@
         </w:tc>
         <w:tc>
           <w:tcPr>
-            <w:tcW w:type="dxa" w:w="2880"/>
+            <w:tcW w:type="dxa" w:w="2160"/>
           </w:tcPr>
           <w:p>
             <w:r/>
@@ -755,11 +785,28 @@
             </w:r>
           </w:p>
         </w:tc>
+        <w:tc>
+          <w:tcPr>
+            <w:tcW w:type="dxa" w:w="2160"/>
+          </w:tcPr>
+          <w:p>
+            <w:r/>
+            <w:r>
+              <w:t xml:space="preserve">23/24 — </w:t>
+            </w:r>
+            <w:r>
+              <w:rPr>
+                <w:b/>
+              </w:rPr>
+              <w:t>96%</w:t>
+            </w:r>
+          </w:p>
+        </w:tc>
       </w:tr>
       <w:tr>
         <w:tc>
           <w:tcPr>
-            <w:tcW w:type="dxa" w:w="2880"/>
+            <w:tcW w:type="dxa" w:w="2160"/>
           </w:tcPr>
           <w:p>
             <w:r/>
@@ -770,7 +817,7 @@
         </w:tc>
         <w:tc>
           <w:tcPr>
-            <w:tcW w:type="dxa" w:w="2880"/>
+            <w:tcW w:type="dxa" w:w="2160"/>
           </w:tcPr>
           <w:p>
             <w:r/>
@@ -781,18 +828,29 @@
         </w:tc>
         <w:tc>
           <w:tcPr>
-            <w:tcW w:type="dxa" w:w="2880"/>
+            <w:tcW w:type="dxa" w:w="2160"/>
           </w:tcPr>
           <w:p>
             <w:r/>
             <w:r>
-              <w:t xml:space="preserve">27/30 — </w:t>
+              <w:t>27/30 — 90%</w:t>
+            </w:r>
+          </w:p>
+        </w:tc>
+        <w:tc>
+          <w:tcPr>
+            <w:tcW w:type="dxa" w:w="2160"/>
+          </w:tcPr>
+          <w:p>
+            <w:r/>
+            <w:r>
+              <w:t xml:space="preserve">29/30 — </w:t>
             </w:r>
             <w:r>
               <w:rPr>
                 <w:b/>
               </w:rPr>
-              <w:t>90%</w:t>
+              <w:t>97%</w:t>
             </w:r>
           </w:p>
         </w:tc>
@@ -801,32 +859,21 @@
     <w:p/>
     <w:p>
       <w:r>
-        <w:t>La causa: la regla de abstención era una línea suelta, sin ejemplos, y las</w:t>
+        <w:rPr>
+          <w:b/>
+        </w:rPr>
+        <w:t>Causa 1:</w:t>
+      </w:r>
+      <w:r>
+        <w:t xml:space="preserve"> la regla de abstención era una línea suelta, sin ejemplos. El modelo</w:t>
       </w:r>
     </w:p>
     <w:p>
       <w:r>
-        <w:t xml:space="preserve">descripciones solo decían para qué sirve cada herramienta, nunca para qué </w:t>
-      </w:r>
-      <w:r>
-        <w:rPr>
-          <w:b/>
-        </w:rPr>
-        <w:t>no</w:t>
-      </w:r>
-      <w:r>
-        <w:t>.</w:t>
+        <w:t>enrutaba por parecido temático — «¿quién es el jefe del servicio?» iba a</w:t>
       </w:r>
     </w:p>
     <w:p>
-      <w:r>
-        <w:t>El modelo enrutaba por parecido temático — «¿quién es el jefe del servicio?» iba</w:t>
-      </w:r>
-    </w:p>
-    <w:p>
-      <w:r>
-        <w:t xml:space="preserve">a </w:t>
-      </w:r>
       <w:r>
         <w:rPr>
           <w:rFonts w:ascii="Consolas" w:hAnsi="Consolas"/>
@@ -835,22 +882,82 @@
         <w:t>CASOS_PENDIENTES_FIRMA</w:t>
       </w:r>
       <w:r>
-        <w:t>. Se corrigió enumerando lo que ninguna herramienta</w:t>
+        <w:t>. Se corrigió enumerando lo que ninguna herramienta cubre</w:t>
       </w:r>
     </w:p>
     <w:p>
       <w:r>
-        <w:t>cubre e invirtiendo la prioridad: elegir mal es peor que abstenerse. **El peaje</w:t>
+        <w:t>e invirtiendo la prioridad: elegir mal es peor que abstenerse. Costó una pregunta</w:t>
       </w:r>
     </w:p>
     <w:p>
       <w:r>
-        <w:t>costó una pregunta válida** (92% → 88%): el intercambio compensa porque los dos</w:t>
+        <w:t>válida (92% → 88%), un intercambio real que no se esconde.</w:t>
       </w:r>
     </w:p>
     <w:p>
       <w:r>
-        <w:t>errores no cuestan lo mismo, pero es real y no se esconde.</w:t>
+        <w:rPr>
+          <w:b/>
+        </w:rPr>
+        <w:t>Causa 2:</w:t>
+      </w:r>
+      <w:r>
+        <w:t xml:space="preserve"> tras eso, los 3 fallos restantes caían todos en la misma</w:t>
+      </w:r>
+    </w:p>
+    <w:p>
+      <w:r>
+        <w:t>herramienta. No porque las otras estuvieran mal definidas, sino porque esa</w:t>
+      </w:r>
+    </w:p>
+    <w:p>
+      <w:r>
+        <w:t xml:space="preserve">descripción estaba </w:t>
+      </w:r>
+      <w:r>
+        <w:rPr>
+          <w:b/>
+        </w:rPr>
+        <w:t>mejor escrita</w:t>
+      </w:r>
+      <w:r>
+        <w:t xml:space="preserve"> que las demás: cuatro líneas frente a dos.</w:t>
+      </w:r>
+    </w:p>
+    <w:p>
+      <w:r>
+        <w:t>El modelo se iba a la que mejor entendía. Se equilibraron las cuatro, cada una</w:t>
+      </w:r>
+    </w:p>
+    <w:p>
+      <w:r>
+        <w:t>declarando su etapa del flujo y su frontera, con el vocabulario real de los</w:t>
+      </w:r>
+    </w:p>
+    <w:p>
+      <w:r>
+        <w:t>usuarios («máquina», «corriendo», «trabajando») que no aparecía en ninguna.</w:t>
+      </w:r>
+    </w:p>
+    <w:p>
+      <w:r>
+        <w:t>Eso recuperó el terreno perdido y lo superó: **96% dentro de alcance sin perder</w:t>
+      </w:r>
+    </w:p>
+    <w:p>
+      <w:r>
+        <w:t>el 100% de abstención**.</w:t>
+      </w:r>
+    </w:p>
+    <w:p>
+      <w:r>
+        <w:t>El único fallo restante es de etiqueta discutible («¿qué está listo para la</w:t>
+      </w:r>
+    </w:p>
+    <w:p>
+      <w:r>
+        <w:t>última revisión?» admite dos lecturas) y se deja en el banco a propósito.</w:t>
       </w:r>
     </w:p>
     <w:p>

--- a/docs/ENTREGA_TOOL_CALLING_UNA_PAGINA.docx
+++ b/docs/ENTREGA_TOOL_CALLING_UNA_PAGINA.docx
@@ -636,6 +636,12 @@
                 <w:b/>
               </w:rPr>
             </w:r>
+            <w:r>
+              <w:rPr>
+                <w:b/>
+              </w:rPr>
+              <w:t>Banco de 30</w:t>
+            </w:r>
           </w:p>
         </w:tc>
         <w:tc>
@@ -740,13 +746,7 @@
           <w:p>
             <w:r/>
             <w:r>
-              <w:t xml:space="preserve">6/6 — </w:t>
-            </w:r>
-            <w:r>
-              <w:rPr>
-                <w:b/>
-              </w:rPr>
-              <w:t>100%</w:t>
+              <w:t>6/6 — 100%</w:t>
             </w:r>
           </w:p>
         </w:tc>
@@ -792,13 +792,7 @@
           <w:p>
             <w:r/>
             <w:r>
-              <w:t xml:space="preserve">23/24 — </w:t>
-            </w:r>
-            <w:r>
-              <w:rPr>
-                <w:b/>
-              </w:rPr>
-              <w:t>96%</w:t>
+              <w:t>23/24 — 96%</w:t>
             </w:r>
           </w:p>
         </w:tc>
@@ -857,6 +851,56 @@
       </w:tr>
     </w:tbl>
     <w:p/>
+    <w:p>
+      <w:r>
+        <w:rPr>
+          <w:b/>
+        </w:rPr>
+        <w:t>Ese 97% no era real.</w:t>
+      </w:r>
+      <w:r>
+        <w:t xml:space="preserve"> Las 6 preguntas fuera de alcance del banco pequeño no</w:t>
+      </w:r>
+    </w:p>
+    <w:p>
+      <w:r>
+        <w:t>compartían ni una palabra con el catálogo, así que abstenerse era fácil. Con 56</w:t>
+      </w:r>
+    </w:p>
+    <w:p>
+      <w:r>
+        <w:t>preguntas —18 fuera de alcance, 6 de ellas escritas con el vocabulario del propio</w:t>
+      </w:r>
+    </w:p>
+    <w:p>
+      <w:r>
+        <w:t xml:space="preserve">dominio— el resultado cayó a </w:t>
+      </w:r>
+      <w:r>
+        <w:rPr>
+          <w:b/>
+        </w:rPr>
+        <w:t>45/56 (80%), con la abstención en 11/18 (61%)</w:t>
+      </w:r>
+      <w:r>
+        <w:t>.</w:t>
+      </w:r>
+    </w:p>
+    <w:p>
+      <w:r>
+        <w:t>Las preguntas sobre los conceptos que las herramientas manipulan («¿quién tiene</w:t>
+      </w:r>
+    </w:p>
+    <w:p>
+      <w:r>
+        <w:t>permiso para firmar?», «¿qué umbral deberíamos usar?») acaban en la herramienta</w:t>
+      </w:r>
+    </w:p>
+    <w:p>
+      <w:r>
+        <w:t>dueña del concepto.</w:t>
+      </w:r>
+    </w:p>
     <w:p>
       <w:r>
         <w:rPr>
@@ -958,6 +1002,99 @@
     <w:p>
       <w:r>
         <w:t>última revisión?» admite dos lecturas) y se deja en el banco a propósito.</w:t>
+      </w:r>
+    </w:p>
+    <w:p>
+      <w:r>
+        <w:rPr>
+          <w:b/>
+        </w:rPr>
+        <w:t>El camino rápido tiene dos puntos ciegos estructurales.</w:t>
+      </w:r>
+      <w:r>
+        <w:t xml:space="preserve"> La coincidencia</w:t>
+      </w:r>
+    </w:p>
+    <w:p>
+      <w:r>
+        <w:t>literal no sabe abstenerse —«¿qué significa que un cromosoma esté naranja?»</w:t>
+      </w:r>
+    </w:p>
+    <w:p>
+      <w:r>
+        <w:t>contiene «naranja» y devolvía la lista a una pregunta de documentación— ni ve la</w:t>
+      </w:r>
+    </w:p>
+    <w:p>
+      <w:r>
+        <w:t>negación: «¿validados pero NO cerrados?» disparaba con «cerrados» y devolvía lo</w:t>
+      </w:r>
+    </w:p>
+    <w:p>
+      <w:r>
+        <w:t>contrario. Ninguna llegaba al modelo. Corregido haciendo que el atajo ceda al</w:t>
+      </w:r>
+    </w:p>
+    <w:p>
+      <w:r>
+        <w:t>modelo ante preguntas explicativas o negadas.</w:t>
+      </w:r>
+    </w:p>
+    <w:p>
+      <w:r>
+        <w:rPr>
+          <w:b/>
+        </w:rPr>
+        <w:t>La respuesta truncaba en silencio:</w:t>
+      </w:r>
+      <w:r>
+        <w:t xml:space="preserve"> mostraba 50 de 100 cromosomas naranjas</w:t>
+      </w:r>
+    </w:p>
+    <w:p>
+      <w:r>
+        <w:t>diciendo «50 resultado(s)». La respuesta significa «estos son los cromosomas que</w:t>
+      </w:r>
+    </w:p>
+    <w:p>
+      <w:r>
+        <w:t>hay que revisar»: un analista creería haber visto toda su cola faltándole la</w:t>
+      </w:r>
+    </w:p>
+    <w:p>
+      <w:r>
+        <w:t>mitad. Corregido con un aviso explícito y tres tests. Apareció por consultar</w:t>
+      </w:r>
+    </w:p>
+    <w:p>
+      <w:r>
+        <w:t>datos reales en vez de sembrados.</w:t>
+      </w:r>
+    </w:p>
+    <w:p>
+      <w:r>
+        <w:rPr>
+          <w:b/>
+        </w:rPr>
+        <w:t>Limitación metodológica declarada:</w:t>
+      </w:r>
+      <w:r>
+        <w:t xml:space="preserve"> el número final sale de tres iteraciones</w:t>
+      </w:r>
+    </w:p>
+    <w:p>
+      <w:r>
+        <w:t>de ajuste contra el mismo banco. Los arreglos atacan clases de fallo, no ejemplos</w:t>
+      </w:r>
+    </w:p>
+    <w:p>
+      <w:r>
+        <w:t>concretos, pero la medida ya está contaminada. La prueba honesta sería un</w:t>
+      </w:r>
+    </w:p>
+    <w:p>
+      <w:r>
+        <w:t>conjunto nuevo escrito sin mirar los fallos; queda pendiente.</w:t>
       </w:r>
     </w:p>
     <w:p>

--- a/docs/ENTREGA_TOOL_CALLING_UNA_PAGINA.docx
+++ b/docs/ENTREGA_TOOL_CALLING_UNA_PAGINA.docx
@@ -901,6 +901,229 @@
         <w:t>dueña del concepto.</w:t>
       </w:r>
     </w:p>
+    <w:tbl>
+      <w:tblPr>
+        <w:tblStyle w:val="LightGrid-Accent1"/>
+        <w:tblW w:type="auto" w:w="0"/>
+        <w:tblLook w:firstColumn="1" w:firstRow="1" w:lastColumn="0" w:lastRow="0" w:noHBand="0" w:noVBand="1" w:val="04A0"/>
+      </w:tblPr>
+      <w:tblGrid>
+        <w:gridCol w:w="2880"/>
+        <w:gridCol w:w="2880"/>
+        <w:gridCol w:w="2880"/>
+      </w:tblGrid>
+      <w:tr>
+        <w:tc>
+          <w:tcPr>
+            <w:tcW w:type="dxa" w:w="2880"/>
+          </w:tcPr>
+          <w:p>
+            <w:r>
+              <w:rPr>
+                <w:b/>
+              </w:rPr>
+            </w:r>
+            <w:r>
+              <w:rPr>
+                <w:b/>
+              </w:rPr>
+              <w:t>Banco de 56</w:t>
+            </w:r>
+          </w:p>
+        </w:tc>
+        <w:tc>
+          <w:tcPr>
+            <w:tcW w:type="dxa" w:w="2880"/>
+          </w:tcPr>
+          <w:p>
+            <w:r>
+              <w:rPr>
+                <w:b/>
+              </w:rPr>
+            </w:r>
+            <w:r>
+              <w:rPr>
+                <w:b/>
+              </w:rPr>
+              <w:t>Antes de corregir</w:t>
+            </w:r>
+          </w:p>
+        </w:tc>
+        <w:tc>
+          <w:tcPr>
+            <w:tcW w:type="dxa" w:w="2880"/>
+          </w:tcPr>
+          <w:p>
+            <w:r>
+              <w:rPr>
+                <w:b/>
+              </w:rPr>
+            </w:r>
+            <w:r>
+              <w:rPr>
+                <w:b/>
+              </w:rPr>
+              <w:t>Después</w:t>
+            </w:r>
+          </w:p>
+        </w:tc>
+      </w:tr>
+      <w:tr>
+        <w:tc>
+          <w:tcPr>
+            <w:tcW w:type="dxa" w:w="2880"/>
+          </w:tcPr>
+          <w:p>
+            <w:r/>
+            <w:r>
+              <w:t>Global</w:t>
+            </w:r>
+          </w:p>
+        </w:tc>
+        <w:tc>
+          <w:tcPr>
+            <w:tcW w:type="dxa" w:w="2880"/>
+          </w:tcPr>
+          <w:p>
+            <w:r/>
+            <w:r>
+              <w:t>45/56 — 80%</w:t>
+            </w:r>
+          </w:p>
+        </w:tc>
+        <w:tc>
+          <w:tcPr>
+            <w:tcW w:type="dxa" w:w="2880"/>
+          </w:tcPr>
+          <w:p>
+            <w:r/>
+            <w:r>
+              <w:rPr>
+                <w:b/>
+              </w:rPr>
+              <w:t>48/56 — 86%</w:t>
+            </w:r>
+          </w:p>
+        </w:tc>
+      </w:tr>
+      <w:tr>
+        <w:tc>
+          <w:tcPr>
+            <w:tcW w:type="dxa" w:w="2880"/>
+          </w:tcPr>
+          <w:p>
+            <w:r/>
+            <w:r>
+              <w:t>Dentro de alcance</w:t>
+            </w:r>
+          </w:p>
+        </w:tc>
+        <w:tc>
+          <w:tcPr>
+            <w:tcW w:type="dxa" w:w="2880"/>
+          </w:tcPr>
+          <w:p>
+            <w:r/>
+            <w:r>
+              <w:t>34/38 — 89%</w:t>
+            </w:r>
+          </w:p>
+        </w:tc>
+        <w:tc>
+          <w:tcPr>
+            <w:tcW w:type="dxa" w:w="2880"/>
+          </w:tcPr>
+          <w:p>
+            <w:r/>
+            <w:r>
+              <w:t>34/38 — 89%</w:t>
+            </w:r>
+          </w:p>
+        </w:tc>
+      </w:tr>
+      <w:tr>
+        <w:tc>
+          <w:tcPr>
+            <w:tcW w:type="dxa" w:w="2880"/>
+          </w:tcPr>
+          <w:p>
+            <w:r/>
+            <w:r>
+              <w:t>Fuera de alcance</w:t>
+            </w:r>
+          </w:p>
+        </w:tc>
+        <w:tc>
+          <w:tcPr>
+            <w:tcW w:type="dxa" w:w="2880"/>
+          </w:tcPr>
+          <w:p>
+            <w:r/>
+            <w:r>
+              <w:t>11/18 — 61%</w:t>
+            </w:r>
+          </w:p>
+        </w:tc>
+        <w:tc>
+          <w:tcPr>
+            <w:tcW w:type="dxa" w:w="2880"/>
+          </w:tcPr>
+          <w:p>
+            <w:r/>
+            <w:r>
+              <w:t xml:space="preserve">14/18 — </w:t>
+            </w:r>
+            <w:r>
+              <w:rPr>
+                <w:b/>
+              </w:rPr>
+              <w:t>78%</w:t>
+            </w:r>
+          </w:p>
+        </w:tc>
+      </w:tr>
+    </w:tbl>
+    <w:p/>
+    <w:p>
+      <w:r>
+        <w:rPr>
+          <w:b/>
+        </w:rPr>
+        <w:t>Lo que la corrección no consiguió</w:t>
+      </w:r>
+      <w:r>
+        <w:t>, y conviene decirlo: el guardián del atajo</w:t>
+      </w:r>
+    </w:p>
+    <w:p>
+      <w:r>
+        <w:t>funcionó —las preguntas de «naranja» ya llegan al modelo en vez de resolverse por</w:t>
+      </w:r>
+    </w:p>
+    <w:p>
+      <w:r>
+        <w:t xml:space="preserve">coincidencia literal— pero </w:t>
+      </w:r>
+      <w:r>
+        <w:rPr>
+          <w:b/>
+        </w:rPr>
+        <w:t>el modelo también las falla</w:t>
+      </w:r>
+      <w:r>
+        <w:t>, hacia la misma</w:t>
+      </w:r>
+    </w:p>
+    <w:p>
+      <w:r>
+        <w:t>herramienta. Para el usuario el resultado es idéntico: el arreglo movió el fallo</w:t>
+      </w:r>
+    </w:p>
+    <w:p>
+      <w:r>
+        <w:t>de sitio, no lo eliminó.</w:t>
+      </w:r>
+    </w:p>
     <w:p>
       <w:r>
         <w:rPr>

--- a/docs/ENTREGA_TOOL_CALLING_UNA_PAGINA.docx
+++ b/docs/ENTREGA_TOOL_CALLING_UNA_PAGINA.docx
@@ -1322,33 +1322,37 @@
     </w:p>
     <w:p>
       <w:r>
-        <w:rPr>
-          <w:b/>
-        </w:rPr>
-        <w:t>La latencia del camino LLM es inaceptable para uso interactivo: ~94 segundos</w:t>
-      </w:r>
-      <w:r>
-        <w:t>,</w:t>
+        <w:t>**La latencia del camino LLM es inaceptable para uso interactivo, y empeoró al</w:t>
       </w:r>
     </w:p>
     <w:p>
       <w:r>
-        <w:t>contra 7–34 ms del camino KEYWORD — tres órdenes de magnitud. Es el costo de un</w:t>
+        <w:t>corregir la abstención: de ~94 s a ~190 s**, contra 28 ms del camino KEYWORD.</w:t>
       </w:r>
     </w:p>
     <w:p>
       <w:r>
-        <w:t>modelo de 3B en CPU sin GPU. La arquitectura de dos caminos existe justamente por</w:t>
+        <w:t>Enseñar al modelo a abstenerse exigió un prompt mucho más largo, y en un modelo</w:t>
       </w:r>
     </w:p>
     <w:p>
       <w:r>
-        <w:t>esto: las preguntas frecuentes se resuelven con vocabulario y el modelo queda como</w:t>
+        <w:t>de 3B sobre CPU cada token del prompt se paga en cada consulta. Es un intercambio</w:t>
       </w:r>
     </w:p>
     <w:p>
       <w:r>
-        <w:t>red de seguridad para las que no.</w:t>
+        <w:t>deliberado —velocidad por no dar datos equivocados— y se resuelve con GPU o con</w:t>
+      </w:r>
+    </w:p>
+    <w:p>
+      <w:r>
+        <w:t>un catálogo de palabras clave más amplio. La arquitectura de dos caminos existe</w:t>
+      </w:r>
+    </w:p>
+    <w:p>
+      <w:r>
+        <w:t>para que la mayoría de las preguntas no paguen ese coste.</w:t>
       </w:r>
     </w:p>
     <w:p>

--- a/docs/ENTREGA_TOOL_CALLING_UNA_PAGINA.docx
+++ b/docs/ENTREGA_TOOL_CALLING_UNA_PAGINA.docx
@@ -18,12 +18,7 @@
         <w:t>BIOMED UMSS · Plataforma de Cariotipado Inteligente</w:t>
       </w:r>
       <w:r>
-        <w:t xml:space="preserve"> — Ing. Guillermo Mamani Chambi (individual)</w:t>
-      </w:r>
-    </w:p>
-    <w:p>
-      <w:r>
-        <w:t xml:space="preserve">Repositorio: </w:t>
+        <w:t xml:space="preserve"> — Ing. Guillermo Mamani Chambi (individual) Repositorio: </w:t>
       </w:r>
       <w:r>
         <w:rPr>
@@ -324,12 +319,7 @@
         <w:t>source</w:t>
       </w:r>
       <w:r>
-        <w:t>. Sin procedencia, un</w:t>
-      </w:r>
-    </w:p>
-    <w:p>
-      <w:r>
-        <w:t>usuario no puede distinguir un dato consultado de uno inventado.</w:t>
+        <w:t>. Sin procedencia, un usuario no puede distinguir un dato consultado de uno inventado.</w:t>
       </w:r>
     </w:p>
     <w:p>
@@ -559,12 +549,7 @@
         <w:t>latest</w:t>
       </w:r>
       <w:r>
-        <w:t xml:space="preserve"> cambia el modelo bajo los pies: el enrutamiento</w:t>
-      </w:r>
-    </w:p>
-    <w:p>
-      <w:r>
-        <w:t>dejaría de ser reproducible y los cuatro escenarios no serían verificables dos veces.</w:t>
+        <w:t xml:space="preserve"> cambia el modelo bajo los pies: el enrutamiento dejaría de ser reproducible y los cuatro escenarios no serían verificables dos veces.</w:t>
       </w:r>
     </w:p>
     <w:p>
@@ -582,20 +567,8 @@
         </w:rPr>
         <w:t>El modelo elegía una herramienta en 4 de cada 6 preguntas fuera de alcance.</w:t>
       </w:r>
-    </w:p>
-    <w:p>
       <w:r>
-        <w:t>Es el fallo más grave que apareció, y los cuatro escenarios no lo detectaban: la</w:t>
-      </w:r>
-    </w:p>
-    <w:p>
-      <w:r>
-        <w:t>pregunta del escenario 3 resultó ser una de las dos que sí acertaba. Se encontró</w:t>
-      </w:r>
-    </w:p>
-    <w:p>
-      <w:r>
-        <w:t>midiendo con un banco de 30 preguntas etiquetadas (</w:t>
+        <w:t xml:space="preserve"> Es el fallo más grave que apareció, y los cuatro escenarios no lo detectaban: la pregunta del escenario 3 resultó ser una de las dos que sí acertaba. Se encontró midiendo con un banco de 30 preguntas etiquetadas (</w:t>
       </w:r>
       <w:r>
         <w:rPr>
@@ -605,12 +578,7 @@
         <w:t>manage.py eval_enrutado</w:t>
       </w:r>
       <w:r>
-        <w:t>),</w:t>
-      </w:r>
-    </w:p>
-    <w:p>
-      <w:r>
-        <w:t>no ejecutando la demo.</w:t>
+        <w:t>), no ejecutando la demo.</w:t>
       </w:r>
     </w:p>
     <w:tbl>
@@ -859,22 +827,7 @@
         <w:t>Ese 97% no era real.</w:t>
       </w:r>
       <w:r>
-        <w:t xml:space="preserve"> Las 6 preguntas fuera de alcance del banco pequeño no</w:t>
-      </w:r>
-    </w:p>
-    <w:p>
-      <w:r>
-        <w:t>compartían ni una palabra con el catálogo, así que abstenerse era fácil. Con 56</w:t>
-      </w:r>
-    </w:p>
-    <w:p>
-      <w:r>
-        <w:t>preguntas —18 fuera de alcance, 6 de ellas escritas con el vocabulario del propio</w:t>
-      </w:r>
-    </w:p>
-    <w:p>
-      <w:r>
-        <w:t xml:space="preserve">dominio— el resultado cayó a </w:t>
+        <w:t xml:space="preserve"> Las 6 preguntas fuera de alcance del banco pequeño no compartían ni una palabra con el catálogo, así que abstenerse era fácil. Con 56 preguntas —18 fuera de alcance, 6 de ellas escritas con el vocabulario del propio dominio— el resultado cayó a </w:t>
       </w:r>
       <w:r>
         <w:rPr>
@@ -883,22 +836,7 @@
         <w:t>45/56 (80%), con la abstención en 11/18 (61%)</w:t>
       </w:r>
       <w:r>
-        <w:t>.</w:t>
-      </w:r>
-    </w:p>
-    <w:p>
-      <w:r>
-        <w:t>Las preguntas sobre los conceptos que las herramientas manipulan («¿quién tiene</w:t>
-      </w:r>
-    </w:p>
-    <w:p>
-      <w:r>
-        <w:t>permiso para firmar?», «¿qué umbral deberíamos usar?») acaban en la herramienta</w:t>
-      </w:r>
-    </w:p>
-    <w:p>
-      <w:r>
-        <w:t>dueña del concepto.</w:t>
+        <w:t>. Las preguntas sobre los conceptos que las herramientas manipulan («¿quién tiene permiso para firmar?», «¿qué umbral deberíamos usar?») acaban en la herramienta dueña del concepto.</w:t>
       </w:r>
     </w:p>
     <w:tbl>
@@ -1092,17 +1030,7 @@
         <w:t>Lo que la corrección no consiguió</w:t>
       </w:r>
       <w:r>
-        <w:t>, y conviene decirlo: el guardián del atajo</w:t>
-      </w:r>
-    </w:p>
-    <w:p>
-      <w:r>
-        <w:t>funcionó —las preguntas de «naranja» ya llegan al modelo en vez de resolverse por</w:t>
-      </w:r>
-    </w:p>
-    <w:p>
-      <w:r>
-        <w:t xml:space="preserve">coincidencia literal— pero </w:t>
+        <w:t xml:space="preserve">, y conviene decirlo: el guardián del atajo funcionó —las preguntas de «naranja» ya llegan al modelo en vez de resolverse por coincidencia literal— pero </w:t>
       </w:r>
       <w:r>
         <w:rPr>
@@ -1111,17 +1039,7 @@
         <w:t>el modelo también las falla</w:t>
       </w:r>
       <w:r>
-        <w:t>, hacia la misma</w:t>
-      </w:r>
-    </w:p>
-    <w:p>
-      <w:r>
-        <w:t>herramienta. Para el usuario el resultado es idéntico: el arreglo movió el fallo</w:t>
-      </w:r>
-    </w:p>
-    <w:p>
-      <w:r>
-        <w:t>de sitio, no lo eliminó.</w:t>
+        <w:t>, hacia la misma herramienta. Para el usuario el resultado es idéntico: el arreglo movió el fallo de sitio, no lo eliminó.</w:t>
       </w:r>
     </w:p>
     <w:p>
@@ -1132,15 +1050,8 @@
         <w:t>Causa 1:</w:t>
       </w:r>
       <w:r>
-        <w:t xml:space="preserve"> la regla de abstención era una línea suelta, sin ejemplos. El modelo</w:t>
+        <w:t xml:space="preserve"> la regla de abstención era una línea suelta, sin ejemplos. El modelo enrutaba por parecido temático — «¿quién es el jefe del servicio?» iba a </w:t>
       </w:r>
-    </w:p>
-    <w:p>
-      <w:r>
-        <w:t>enrutaba por parecido temático — «¿quién es el jefe del servicio?» iba a</w:t>
-      </w:r>
-    </w:p>
-    <w:p>
       <w:r>
         <w:rPr>
           <w:rFonts w:ascii="Consolas" w:hAnsi="Consolas"/>
@@ -1149,17 +1060,7 @@
         <w:t>CASOS_PENDIENTES_FIRMA</w:t>
       </w:r>
       <w:r>
-        <w:t>. Se corrigió enumerando lo que ninguna herramienta cubre</w:t>
-      </w:r>
-    </w:p>
-    <w:p>
-      <w:r>
-        <w:t>e invirtiendo la prioridad: elegir mal es peor que abstenerse. Costó una pregunta</w:t>
-      </w:r>
-    </w:p>
-    <w:p>
-      <w:r>
-        <w:t>válida (92% → 88%), un intercambio real que no se esconde.</w:t>
+        <w:t>. Se corrigió enumerando lo que ninguna herramienta cubre e invirtiendo la prioridad: elegir mal es peor que abstenerse. Costó una pregunta válida (92% → 88%), un intercambio real que no se esconde.</w:t>
       </w:r>
     </w:p>
     <w:p>
@@ -1170,17 +1071,7 @@
         <w:t>Causa 2:</w:t>
       </w:r>
       <w:r>
-        <w:t xml:space="preserve"> tras eso, los 3 fallos restantes caían todos en la misma</w:t>
-      </w:r>
-    </w:p>
-    <w:p>
-      <w:r>
-        <w:t>herramienta. No porque las otras estuvieran mal definidas, sino porque esa</w:t>
-      </w:r>
-    </w:p>
-    <w:p>
-      <w:r>
-        <w:t xml:space="preserve">descripción estaba </w:t>
+        <w:t xml:space="preserve"> tras eso, los 3 fallos restantes caían todos en la misma herramienta. No porque las otras estuvieran mal definidas, sino porque esa descripción estaba </w:t>
       </w:r>
       <w:r>
         <w:rPr>
@@ -1189,42 +1080,21 @@
         <w:t>mejor escrita</w:t>
       </w:r>
       <w:r>
-        <w:t xml:space="preserve"> que las demás: cuatro líneas frente a dos.</w:t>
+        <w:t xml:space="preserve"> que las demás: cuatro líneas frente a dos. El modelo se iba a la que mejor entendía. Se equilibraron las cuatro, cada una declarando su etapa del flujo y su frontera, con el vocabulario real de los usuarios («máquina», «corriendo», «trabajando») que no aparecía en ninguna. Eso recuperó el terreno perdido y lo superó: </w:t>
+      </w:r>
+      <w:r>
+        <w:rPr>
+          <w:b/>
+        </w:rPr>
+        <w:t>96% dentro de alcance sin perder el 100% de abstención</w:t>
+      </w:r>
+      <w:r>
+        <w:t>.</w:t>
       </w:r>
     </w:p>
     <w:p>
       <w:r>
-        <w:t>El modelo se iba a la que mejor entendía. Se equilibraron las cuatro, cada una</w:t>
-      </w:r>
-    </w:p>
-    <w:p>
-      <w:r>
-        <w:t>declarando su etapa del flujo y su frontera, con el vocabulario real de los</w:t>
-      </w:r>
-    </w:p>
-    <w:p>
-      <w:r>
-        <w:t>usuarios («máquina», «corriendo», «trabajando») que no aparecía en ninguna.</w:t>
-      </w:r>
-    </w:p>
-    <w:p>
-      <w:r>
-        <w:t>Eso recuperó el terreno perdido y lo superó: **96% dentro de alcance sin perder</w:t>
-      </w:r>
-    </w:p>
-    <w:p>
-      <w:r>
-        <w:t>el 100% de abstención**.</w:t>
-      </w:r>
-    </w:p>
-    <w:p>
-      <w:r>
-        <w:t>El único fallo restante es de etiqueta discutible («¿qué está listo para la</w:t>
-      </w:r>
-    </w:p>
-    <w:p>
-      <w:r>
-        <w:t>última revisión?» admite dos lecturas) y se deja en el banco a propósito.</w:t>
+        <w:t>El único fallo restante es de etiqueta discutible («¿qué está listo para la última revisión?» admite dos lecturas) y se deja en el banco a propósito.</w:t>
       </w:r>
     </w:p>
     <w:p>
@@ -1235,32 +1105,7 @@
         <w:t>El camino rápido tiene dos puntos ciegos estructurales.</w:t>
       </w:r>
       <w:r>
-        <w:t xml:space="preserve"> La coincidencia</w:t>
-      </w:r>
-    </w:p>
-    <w:p>
-      <w:r>
-        <w:t>literal no sabe abstenerse —«¿qué significa que un cromosoma esté naranja?»</w:t>
-      </w:r>
-    </w:p>
-    <w:p>
-      <w:r>
-        <w:t>contiene «naranja» y devolvía la lista a una pregunta de documentación— ni ve la</w:t>
-      </w:r>
-    </w:p>
-    <w:p>
-      <w:r>
-        <w:t>negación: «¿validados pero NO cerrados?» disparaba con «cerrados» y devolvía lo</w:t>
-      </w:r>
-    </w:p>
-    <w:p>
-      <w:r>
-        <w:t>contrario. Ninguna llegaba al modelo. Corregido haciendo que el atajo ceda al</w:t>
-      </w:r>
-    </w:p>
-    <w:p>
-      <w:r>
-        <w:t>modelo ante preguntas explicativas o negadas.</w:t>
+        <w:t xml:space="preserve"> La coincidencia literal no sabe abstenerse —«¿qué significa que un cromosoma esté naranja?» contiene «naranja» y devolvía la lista a una pregunta de documentación— ni ve la negación: «¿validados pero NO cerrados?» disparaba con «cerrados» y devolvía lo contrario. Ninguna llegaba al modelo. Corregido haciendo que el atajo ceda al modelo ante preguntas explicativas o negadas.</w:t>
       </w:r>
     </w:p>
     <w:p>
@@ -1271,27 +1116,7 @@
         <w:t>La respuesta truncaba en silencio:</w:t>
       </w:r>
       <w:r>
-        <w:t xml:space="preserve"> mostraba 50 de 100 cromosomas naranjas</w:t>
-      </w:r>
-    </w:p>
-    <w:p>
-      <w:r>
-        <w:t>diciendo «50 resultado(s)». La respuesta significa «estos son los cromosomas que</w:t>
-      </w:r>
-    </w:p>
-    <w:p>
-      <w:r>
-        <w:t>hay que revisar»: un analista creería haber visto toda su cola faltándole la</w:t>
-      </w:r>
-    </w:p>
-    <w:p>
-      <w:r>
-        <w:t>mitad. Corregido con un aviso explícito y tres tests. Apareció por consultar</w:t>
-      </w:r>
-    </w:p>
-    <w:p>
-      <w:r>
-        <w:t>datos reales en vez de sembrados.</w:t>
+        <w:t xml:space="preserve"> mostraba 50 de 100 cromosomas naranjas diciendo «50 resultado(s)». La respuesta significa «estos son los cromosomas que hay que revisar»: un analista creería haber visto toda su cola faltándole la mitad. Corregido con un aviso explícito y tres tests. Apareció por consultar datos reales en vez de sembrados.</w:t>
       </w:r>
     </w:p>
     <w:p>
@@ -1302,57 +1127,35 @@
         <w:t>Limitación metodológica declarada:</w:t>
       </w:r>
       <w:r>
-        <w:t xml:space="preserve"> el número final sale de tres iteraciones</w:t>
+        <w:t xml:space="preserve"> el número final sale de tres iteraciones de ajuste contra el mismo banco. Los arreglos atacan clases de fallo, no ejemplos concretos, pero la medida ya está contaminada. La prueba honesta sería un conjunto nuevo escrito sin mirar los fallos; queda pendiente.</w:t>
       </w:r>
     </w:p>
     <w:p>
       <w:r>
-        <w:t>de ajuste contra el mismo banco. Los arreglos atacan clases de fallo, no ejemplos</w:t>
+        <w:rPr>
+          <w:b/>
+          <w:color w:val="C00000"/>
+        </w:rPr>
+        <w:t>La latencia del camino LLM es inaceptable para uso interactivo, y muy inestable:</w:t>
       </w:r>
-    </w:p>
-    <w:p>
       <w:r>
-        <w:t>concretos, pero la medida ya está contaminada. La prueba honesta sería un</w:t>
+        <w:rPr>
+          <w:color w:val="C00000"/>
+        </w:rPr>
+        <w:t xml:space="preserve"> en corridas distintas sobre el mismo equipo se midieron </w:t>
       </w:r>
-    </w:p>
-    <w:p>
       <w:r>
-        <w:t>conjunto nuevo escrito sin mirar los fallos; queda pendiente.</w:t>
+        <w:rPr>
+          <w:b/>
+          <w:color w:val="C00000"/>
+        </w:rPr>
+        <w:t>22 s, 190 s y 335 s</w:t>
       </w:r>
-    </w:p>
-    <w:p>
       <w:r>
-        <w:t>**La latencia del camino LLM es inaceptable para uso interactivo, y empeoró al</w:t>
-      </w:r>
-    </w:p>
-    <w:p>
-      <w:r>
-        <w:t>corregir la abstención: de ~94 s a ~190 s**, contra 28 ms del camino KEYWORD.</w:t>
-      </w:r>
-    </w:p>
-    <w:p>
-      <w:r>
-        <w:t>Enseñar al modelo a abstenerse exigió un prompt mucho más largo, y en un modelo</w:t>
-      </w:r>
-    </w:p>
-    <w:p>
-      <w:r>
-        <w:t>de 3B sobre CPU cada token del prompt se paga en cada consulta. Es un intercambio</w:t>
-      </w:r>
-    </w:p>
-    <w:p>
-      <w:r>
-        <w:t>deliberado —velocidad por no dar datos equivocados— y se resuelve con GPU o con</w:t>
-      </w:r>
-    </w:p>
-    <w:p>
-      <w:r>
-        <w:t>un catálogo de palabras clave más amplio. La arquitectura de dos caminos existe</w:t>
-      </w:r>
-    </w:p>
-    <w:p>
-      <w:r>
-        <w:t>para que la mayoría de las preguntas no paguen ese coste.</w:t>
+        <w:rPr>
+          <w:color w:val="C00000"/>
+        </w:rPr>
+        <w:t xml:space="preserve"> para la misma pregunta, contra 28 ms del camino KEYWORD. Antes de endurecer la abstención rondaba los 94 s. Enseñar al modelo a abstenerse exigió un prompt mucho más largo, y en un modelo de 3B sobre CPU cada token del prompt se paga en cada consulta. Es un intercambio deliberado —velocidad por no dar datos equivocados— y se resuelve con GPU o con un catálogo de palabras clave más amplio. La arquitectura de dos caminos existe para que la mayoría de las preguntas no paguen ese coste.</w:t>
       </w:r>
     </w:p>
     <w:p>
@@ -1363,10 +1166,8 @@
         <w:t>El modelo devuelve nombres que no están en el enum</w:t>
       </w:r>
       <w:r>
-        <w:t>, pese a declarar</w:t>
+        <w:t xml:space="preserve">, pese a declarar </w:t>
       </w:r>
-    </w:p>
-    <w:p>
       <w:r>
         <w:rPr>
           <w:rFonts w:ascii="Consolas" w:hAnsi="Consolas"/>
@@ -1375,17 +1176,7 @@
         <w:t>strict: true</w:t>
       </w:r>
       <w:r>
-        <w:t xml:space="preserve"> en el esquema. El enrutador verifica el nombre contra el catálogo</w:t>
-      </w:r>
-    </w:p>
-    <w:p>
-      <w:r>
-        <w:t>antes de ejecutar, en vez de confiar en que el contrato se respetó. Está cubierto</w:t>
-      </w:r>
-    </w:p>
-    <w:p>
-      <w:r>
-        <w:t>por un test.</w:t>
+        <w:t xml:space="preserve"> en el esquema. El enrutador verifica el nombre contra el catálogo antes de ejecutar, en vez de confiar en que el contrato se respetó. Está cubierto por un test.</w:t>
       </w:r>
     </w:p>
     <w:p>
@@ -1396,12 +1187,7 @@
         <w:t>La degradación es tan limpia que esconde errores de configuración.</w:t>
       </w:r>
       <w:r>
-        <w:t xml:space="preserve"> Al correr la</w:t>
-      </w:r>
-    </w:p>
-    <w:p>
-      <w:r>
-        <w:t xml:space="preserve">demo con un intérprete sin el SDK de </w:t>
+        <w:t xml:space="preserve"> Al correr la demo con un intérprete sin el SDK de </w:t>
       </w:r>
       <w:r>
         <w:rPr>
@@ -1411,10 +1197,8 @@
         <w:t>openai</w:t>
       </w:r>
       <w:r>
-        <w:t xml:space="preserve"> instalado, el escenario 2 devolvió</w:t>
+        <w:t xml:space="preserve"> instalado, el escenario 2 devolvió </w:t>
       </w:r>
-    </w:p>
-    <w:p>
       <w:r>
         <w:rPr>
           <w:rFonts w:ascii="Consolas" w:hAnsi="Consolas"/>
@@ -1423,17 +1207,7 @@
         <w:t>SIN_MATCH</w:t>
       </w:r>
       <w:r>
-        <w:t xml:space="preserve"> con aspecto de comportamiento correcto; el único indicio era una línea</w:t>
-      </w:r>
-    </w:p>
-    <w:p>
-      <w:r>
-        <w:t>de log. Un fallo de disponibilidad y una pregunta fuera de alcance se ven casi</w:t>
-      </w:r>
-    </w:p>
-    <w:p>
-      <w:r>
-        <w:t>igual desde la pantalla. Convendría distinguirlos en la respuesta.</w:t>
+        <w:t xml:space="preserve"> con aspecto de comportamiento correcto; el único indicio era una línea de log. Un fallo de disponibilidad y una pregunta fuera de alcance se ven casi igual desde la pantalla. Convendría distinguirlos en la respuesta.</w:t>
       </w:r>
     </w:p>
     <w:p>
@@ -1444,12 +1218,7 @@
         <w:t>La consola de Windows (cp1252) rompe con Unicode</w:t>
       </w:r>
       <w:r>
-        <w:t xml:space="preserve"> — flechas, comillas angulares,</w:t>
-      </w:r>
-    </w:p>
-    <w:p>
-      <w:r>
-        <w:t xml:space="preserve">guiones largos. La primera corrida falló con </w:t>
+        <w:t xml:space="preserve"> — flechas, comillas angulares, guiones largos. La primera corrida falló con </w:t>
       </w:r>
       <w:r>
         <w:rPr>
@@ -1459,12 +1228,7 @@
         <w:t>UnicodeEncodeError</w:t>
       </w:r>
       <w:r>
-        <w:t>; se resolvió</w:t>
-      </w:r>
-    </w:p>
-    <w:p>
-      <w:r>
-        <w:t>usando solo ASCII en la salida del comando.</w:t>
+        <w:t>; se resolvió usando solo ASCII en la salida del comando.</w:t>
       </w:r>
     </w:p>
     <w:p>
@@ -1475,17 +1239,7 @@
         <w:t>Los cromosomas naranjas del seed original ya estaban resueltos</w:t>
       </w:r>
       <w:r>
-        <w:t>, así que la</w:t>
-      </w:r>
-    </w:p>
-    <w:p>
-      <w:r>
-        <w:t>herramienta principal devolvía cero filas y la demo no probaba nada. Hubo que</w:t>
-      </w:r>
-    </w:p>
-    <w:p>
-      <w:r>
-        <w:t>sembrar un caso específico (</w:t>
+        <w:t>, así que la herramienta principal devolvía cero filas y la demo no probaba nada. Hubo que sembrar un caso específico (</w:t>
       </w:r>
       <w:r>
         <w:rPr>
@@ -1518,17 +1272,7 @@
         <w:t>CLINIC_LLM_ENABLED=false</w:t>
       </w:r>
       <w:r>
-        <w:t>, el escenario 1 responde idéntico (7 ms) y el</w:t>
-      </w:r>
-    </w:p>
-    <w:p>
-      <w:r>
-        <w:t>escenario 2 —el sinónimo— cae en «no sé». Esa diferencia, y solo esa, es la</w:t>
-      </w:r>
-    </w:p>
-    <w:p>
-      <w:r>
-        <w:t xml:space="preserve">contribución del modelo: </w:t>
+        <w:t xml:space="preserve">, el escenario 1 responde idéntico (7 ms) y el escenario 2 —el sinónimo— cae en «no sé». Esa diferencia, y solo esa, es la contribución del modelo: </w:t>
       </w:r>
       <w:r>
         <w:rPr>
